--- a/backend/templates/Zahtjev za uzorkovanje i ispitivanje - HRANA.docx
+++ b/backend/templates/Zahtjev za uzorkovanje i ispitivanje - HRANA.docx
@@ -486,8 +486,8 @@
         <w:autoSpaceDN w:val="0"/>
         <w:autoSpaceDE w:val="0"/>
         <w:widowControl/>
-        <w:spacing w:line="266" w:lineRule="exact" w:before="286" w:after="0"/>
-        <w:ind w:left="452" w:right="0" w:firstLine="0"/>
+        <w:spacing w:line="276" w:lineRule="exact" w:before="276" w:after="0"/>
+        <w:ind w:left="452" w:right="864" w:firstLine="0"/>
         <w:jc w:val="left"/>
       </w:pPr>
       <w:r>
@@ -521,26 +521,6 @@
         </w:rPr>
         <w:t xml:space="preserve">navesti tačan naziv i adresu)________________________________________ </w:t>
       </w:r>
-    </w:p>
-    <w:p>
-      <w:pPr>
-        <w:autoSpaceDN w:val="0"/>
-        <w:autoSpaceDE w:val="0"/>
-        <w:widowControl/>
-        <w:spacing w:line="248" w:lineRule="exact" w:before="0" w:after="0"/>
-        <w:ind w:left="0" w:right="0" w:firstLine="0"/>
-        <w:jc w:val="center"/>
-      </w:pPr>
-      <w:r>
-        <w:rPr>
-          <w:rFonts w:ascii="MicrosoftYaHeiUI" w:hAnsi="MicrosoftYaHeiUI" w:eastAsia="MicrosoftYaHeiUI"/>
-          <w:b w:val="0"/>
-          <w:i w:val="0"/>
-          <w:color w:val="000000"/>
-          <w:sz w:val="21"/>
-        </w:rPr>
-        <w:t xml:space="preserve">DRUŠTVO SA OGRANIČENOM ODGOVORNOŠĆU "CULT ULCINJ" ZA TRGOVINU, UGOSTITELJSTVO I </w:t>
-      </w:r>
       <w:r>
         <w:rPr>
           <w:rFonts w:ascii="Times New Roman" w:hAnsi="Times New Roman" w:eastAsia="Times New Roman"/>
@@ -557,27 +537,7 @@
         <w:autoSpaceDN w:val="0"/>
         <w:autoSpaceDE w:val="0"/>
         <w:widowControl/>
-        <w:spacing w:line="238" w:lineRule="exact" w:before="28" w:after="0"/>
-        <w:ind w:left="332" w:right="0" w:firstLine="0"/>
-        <w:jc w:val="left"/>
-      </w:pPr>
-      <w:r>
-        <w:rPr>
-          <w:rFonts w:ascii="MicrosoftYaHeiUI" w:hAnsi="MicrosoftYaHeiUI" w:eastAsia="MicrosoftYaHeiUI"/>
-          <w:b w:val="0"/>
-          <w:i w:val="0"/>
-          <w:color w:val="000000"/>
-          <w:sz w:val="21"/>
-        </w:rPr>
-        <w:t>USLUGE "EXPORT-IMPORT" ULCINJ</w:t>
-      </w:r>
-    </w:p>
-    <w:p>
-      <w:pPr>
-        <w:autoSpaceDN w:val="0"/>
-        <w:autoSpaceDE w:val="0"/>
-        <w:widowControl/>
-        <w:spacing w:line="254" w:lineRule="exact" w:before="34" w:after="0"/>
+        <w:spacing w:line="254" w:lineRule="exact" w:before="312" w:after="0"/>
         <w:ind w:left="452" w:right="2160" w:firstLine="0"/>
         <w:jc w:val="left"/>
       </w:pPr>
@@ -759,12 +719,31 @@
     <w:p>
       <w:pPr>
         <w:autoSpaceDN w:val="0"/>
+        <w:tabs>
+          <w:tab w:pos="962" w:val="left"/>
+        </w:tabs>
         <w:autoSpaceDE w:val="0"/>
         <w:widowControl/>
-        <w:spacing w:line="304" w:lineRule="exact" w:before="0" w:after="0"/>
-        <w:ind w:left="452" w:right="0" w:firstLine="0"/>
+        <w:spacing w:line="124" w:lineRule="exact" w:before="132" w:after="0"/>
+        <w:ind w:left="452" w:right="1728" w:firstLine="0"/>
         <w:jc w:val="left"/>
       </w:pPr>
+      <w:r>
+        <w:tab/>
+      </w:r>
+      <w:r>
+        <w:rPr>
+          <w:rFonts w:ascii="ArialMT" w:hAnsi="ArialMT" w:eastAsia="ArialMT"/>
+          <w:b w:val="0"/>
+          <w:i w:val="0"/>
+          <w:color w:val="000000"/>
+          <w:sz w:val="21"/>
+        </w:rPr>
+        <w:t xml:space="preserve">NAZIV_FIRME </w:t>
+      </w:r>
+      <w:r>
+        <w:br/>
+      </w:r>
       <w:r>
         <w:rPr>
           <w:rFonts w:ascii="TimesNewRomanPSMT" w:hAnsi="TimesNewRomanPSMT" w:eastAsia="TimesNewRomanPSMT"/>
@@ -775,23 +754,13 @@
         </w:rPr>
         <w:t xml:space="preserve">_____________________________________________________________________________ </w:t>
       </w:r>
-      <w:r>
-        <w:rPr>
-          <w:rFonts w:ascii="MicrosoftYaHeiUI" w:hAnsi="MicrosoftYaHeiUI" w:eastAsia="MicrosoftYaHeiUI"/>
-          <w:b w:val="0"/>
-          <w:i w:val="0"/>
-          <w:color w:val="000000"/>
-          <w:sz w:val="21"/>
-        </w:rPr>
-        <w:t>DOO CULT ULCINJ</w:t>
-      </w:r>
     </w:p>
     <w:p>
       <w:pPr>
         <w:autoSpaceDN w:val="0"/>
         <w:autoSpaceDE w:val="0"/>
         <w:widowControl/>
-        <w:spacing w:line="298" w:lineRule="exact" w:before="0" w:after="0"/>
+        <w:spacing w:line="304" w:lineRule="exact" w:before="14" w:after="0"/>
         <w:ind w:left="452" w:right="0" w:firstLine="0"/>
         <w:jc w:val="left"/>
       </w:pPr>
@@ -807,13 +776,13 @@
       </w:r>
       <w:r>
         <w:rPr>
-          <w:rFonts w:ascii="MicrosoftYaHeiUI" w:hAnsi="MicrosoftYaHeiUI" w:eastAsia="MicrosoftYaHeiUI"/>
+          <w:rFonts w:ascii="ArialMT" w:hAnsi="ArialMT" w:eastAsia="ArialMT"/>
           <w:b w:val="0"/>
           <w:i w:val="0"/>
           <w:color w:val="000000"/>
           <w:sz w:val="21"/>
         </w:rPr>
-        <w:t>UL.VELLEZERIT FRASHERI BB ULCINJ</w:t>
+        <w:t>(ADRESA_FIRME)</w:t>
       </w:r>
     </w:p>
     <w:p>
@@ -821,7 +790,7 @@
         <w:autoSpaceDN w:val="0"/>
         <w:autoSpaceDE w:val="0"/>
         <w:widowControl/>
-        <w:spacing w:line="298" w:lineRule="exact" w:before="28" w:after="0"/>
+        <w:spacing w:line="280" w:lineRule="exact" w:before="64" w:after="0"/>
         <w:ind w:left="452" w:right="0" w:firstLine="0"/>
         <w:jc w:val="left"/>
       </w:pPr>
@@ -837,44 +806,24 @@
       </w:r>
       <w:r>
         <w:rPr>
-          <w:rFonts w:ascii="MicrosoftYaHeiUI" w:hAnsi="MicrosoftYaHeiUI" w:eastAsia="MicrosoftYaHeiUI"/>
+          <w:rFonts w:ascii="ArialMT" w:hAnsi="ArialMT" w:eastAsia="ArialMT"/>
           <w:b w:val="0"/>
           <w:i w:val="0"/>
           <w:color w:val="000000"/>
           <w:sz w:val="21"/>
         </w:rPr>
-        <w:t>03801969</w:t>
+        <w:t>(PIB_FIRME)</w:t>
       </w:r>
     </w:p>
     <w:p>
       <w:pPr>
         <w:autoSpaceDN w:val="0"/>
-        <w:tabs>
-          <w:tab w:pos="1396" w:val="left"/>
-          <w:tab w:pos="1756" w:val="left"/>
-        </w:tabs>
         <w:autoSpaceDE w:val="0"/>
         <w:widowControl/>
-        <w:spacing w:line="182" w:lineRule="exact" w:before="30" w:after="0"/>
-        <w:ind w:left="452" w:right="2304" w:firstLine="0"/>
+        <w:spacing w:line="300" w:lineRule="exact" w:before="26" w:after="0"/>
+        <w:ind w:left="452" w:right="0" w:firstLine="0"/>
         <w:jc w:val="left"/>
       </w:pPr>
-      <w:r>
-        <w:tab/>
-      </w:r>
-      <w:r>
-        <w:rPr>
-          <w:rFonts w:ascii="MicrosoftYaHeiUI" w:hAnsi="MicrosoftYaHeiUI" w:eastAsia="MicrosoftYaHeiUI"/>
-          <w:b w:val="0"/>
-          <w:i w:val="0"/>
-          <w:color w:val="000000"/>
-          <w:sz w:val="21"/>
-        </w:rPr>
-        <w:t xml:space="preserve">82/31-03288-7 </w:t>
-      </w:r>
-      <w:r>
-        <w:br/>
-      </w:r>
       <w:r>
         <w:rPr>
           <w:rFonts w:ascii="TimesNewRomanPSMT" w:hAnsi="TimesNewRomanPSMT" w:eastAsia="TimesNewRomanPSMT"/>
@@ -886,24 +835,25 @@
         <w:t xml:space="preserve">PDV: ______________________________________ </w:t>
       </w:r>
       <w:r>
-        <w:br/>
-      </w:r>
-      <w:r>
-        <w:tab/>
-      </w:r>
-      <w:r>
         <w:rPr>
-          <w:rFonts w:ascii="MicrosoftYaHeiUI" w:hAnsi="MicrosoftYaHeiUI" w:eastAsia="MicrosoftYaHeiUI"/>
+          <w:rFonts w:ascii="ArialMT" w:hAnsi="ArialMT" w:eastAsia="ArialMT"/>
           <w:b w:val="0"/>
           <w:i w:val="0"/>
           <w:color w:val="000000"/>
           <w:sz w:val="21"/>
         </w:rPr>
-        <w:t xml:space="preserve">069628880 </w:t>
+        <w:t>(PDV_BROJ)</w:t>
       </w:r>
-      <w:r>
-        <w:br/>
-      </w:r>
+    </w:p>
+    <w:p>
+      <w:pPr>
+        <w:autoSpaceDN w:val="0"/>
+        <w:autoSpaceDE w:val="0"/>
+        <w:widowControl/>
+        <w:spacing w:line="290" w:lineRule="exact" w:before="0" w:after="0"/>
+        <w:ind w:left="452" w:right="0" w:firstLine="0"/>
+        <w:jc w:val="left"/>
+      </w:pPr>
       <w:r>
         <w:rPr>
           <w:rFonts w:ascii="TimesNewRomanPSMT" w:hAnsi="TimesNewRomanPSMT" w:eastAsia="TimesNewRomanPSMT"/>
@@ -913,6 +863,16 @@
           <w:sz w:val="22"/>
         </w:rPr>
         <w:t xml:space="preserve">Kontakt tel:_______________________________________________________________ </w:t>
+      </w:r>
+      <w:r>
+        <w:rPr>
+          <w:rFonts w:ascii="ArialMT" w:hAnsi="ArialMT" w:eastAsia="ArialMT"/>
+          <w:b w:val="0"/>
+          <w:i w:val="0"/>
+          <w:color w:val="000000"/>
+          <w:sz w:val="21"/>
+        </w:rPr>
+        <w:t>(BROJ_TELEFONA)</w:t>
       </w:r>
     </w:p>
     <w:p>
@@ -1132,6 +1092,26 @@
       </w:r>
       <w:r>
         <w:rPr>
+          <w:rFonts w:ascii="ArialMT" w:hAnsi="ArialMT" w:eastAsia="ArialMT"/>
+          <w:b w:val="0"/>
+          <w:i w:val="0"/>
+          <w:color w:val="000000"/>
+          <w:sz w:val="21"/>
+        </w:rPr>
+        <w:t>(ADRESA_FIRME)</w:t>
+      </w:r>
+    </w:p>
+    <w:p>
+      <w:pPr>
+        <w:autoSpaceDN w:val="0"/>
+        <w:autoSpaceDE w:val="0"/>
+        <w:widowControl/>
+        <w:spacing w:line="254" w:lineRule="exact" w:before="0" w:after="0"/>
+        <w:ind w:left="452" w:right="2160" w:firstLine="0"/>
+        <w:jc w:val="left"/>
+      </w:pPr>
+      <w:r>
+        <w:rPr>
           <w:rFonts w:ascii="Times New Roman" w:hAnsi="Times New Roman" w:eastAsia="Times New Roman"/>
           <w:b/>
           <w:i/>
@@ -1139,6 +1119,16 @@
           <w:sz w:val="22"/>
         </w:rPr>
         <w:t xml:space="preserve">Datum:                                                                                                      Broj telefona: </w:t>
+      </w:r>
+      <w:r>
+        <w:rPr>
+          <w:rFonts w:ascii="ArialMT" w:hAnsi="ArialMT" w:eastAsia="ArialMT"/>
+          <w:b w:val="0"/>
+          <w:i w:val="0"/>
+          <w:color w:val="000000"/>
+          <w:sz w:val="21"/>
+        </w:rPr>
+        <w:t xml:space="preserve">(DATUM_STAMPE) </w:t>
       </w:r>
       <w:r>
         <w:br/>
@@ -1152,6 +1142,16 @@
           <w:sz w:val="22"/>
         </w:rPr>
         <w:t xml:space="preserve">_________________________                                                               _______________ </w:t>
+      </w:r>
+      <w:r>
+        <w:rPr>
+          <w:rFonts w:ascii="ArialMT" w:hAnsi="ArialMT" w:eastAsia="ArialMT"/>
+          <w:b w:val="0"/>
+          <w:i w:val="0"/>
+          <w:color w:val="000000"/>
+          <w:sz w:val="21"/>
+        </w:rPr>
+        <w:t>(BROJ_TELEFONA)</w:t>
       </w:r>
     </w:p>
     <w:p>
@@ -3472,13 +3472,10 @@
           <w:p>
             <w:pPr>
               <w:autoSpaceDN w:val="0"/>
-              <w:tabs>
-                <w:tab w:pos="5550" w:val="left"/>
-              </w:tabs>
               <w:autoSpaceDE w:val="0"/>
               <w:widowControl/>
-              <w:spacing w:line="562" w:lineRule="exact" w:before="0" w:after="0"/>
-              <w:ind w:left="4066" w:right="0" w:firstLine="0"/>
+              <w:spacing w:line="290" w:lineRule="exact" w:before="256" w:after="0"/>
+              <w:ind w:left="5544" w:right="0" w:hanging="1478"/>
               <w:jc w:val="left"/>
             </w:pPr>
             <w:r>
@@ -3495,7 +3492,17 @@
               <w:br/>
             </w:r>
             <w:r>
-              <w:tab/>
+              <w:rPr>
+                <w:rFonts w:ascii="ArialMT" w:hAnsi="ArialMT" w:eastAsia="ArialMT"/>
+                <w:b w:val="0"/>
+                <w:i w:val="0"/>
+                <w:color w:val="000000"/>
+                <w:sz w:val="21"/>
+              </w:rPr>
+              <w:t>(IME_PREZIME_DIREKTORA)</w:t>
+            </w:r>
+            <w:r>
+              <w:br/>
             </w:r>
             <w:r>
               <w:rPr>
@@ -4040,12 +4047,31 @@
           <w:p>
             <w:pPr>
               <w:autoSpaceDN w:val="0"/>
+              <w:tabs>
+                <w:tab w:pos="6672" w:val="left"/>
+              </w:tabs>
               <w:autoSpaceDE w:val="0"/>
               <w:widowControl/>
-              <w:spacing w:line="244" w:lineRule="exact" w:before="250" w:after="0"/>
-              <w:ind w:left="0" w:right="46" w:firstLine="0"/>
-              <w:jc w:val="right"/>
+              <w:spacing w:line="154" w:lineRule="exact" w:before="186" w:after="0"/>
+              <w:ind w:left="6456" w:right="0" w:firstLine="0"/>
+              <w:jc w:val="left"/>
             </w:pPr>
+            <w:r>
+              <w:rPr>
+                <w:rFonts w:ascii="ArialMT" w:hAnsi="ArialMT" w:eastAsia="ArialMT"/>
+                <w:b w:val="0"/>
+                <w:i w:val="0"/>
+                <w:color w:val="000000"/>
+                <w:sz w:val="21"/>
+              </w:rPr>
+              <w:t xml:space="preserve">(IME_PREZIME_DIREKTORA </w:t>
+            </w:r>
+            <w:r>
+              <w:br/>
+            </w:r>
+            <w:r>
+              <w:tab/>
+            </w:r>
             <w:r>
               <w:rPr>
                 <w:rFonts w:ascii="TimesNewRomanPSMT" w:hAnsi="TimesNewRomanPSMT" w:eastAsia="TimesNewRomanPSMT"/>
